--- a/LICITA.AI/modelos/TR - BASE.docx
+++ b/LICITA.AI/modelos/TR - BASE.docx
@@ -1,6 +1,6 @@
 
 <file path=word/document.xml><?xml version="1.0" encoding="utf-8"?>
-<w:document xmlns:wpc="http://schemas.microsoft.com/office/word/2010/wordprocessingCanvas" xmlns:cx="http://schemas.microsoft.com/office/drawing/2014/chartex" xmlns:cx1="http://schemas.microsoft.com/office/drawing/2015/9/8/chartex" xmlns:cx2="http://schemas.microsoft.com/office/drawing/2015/10/21/chartex" xmlns:cx3="http://schemas.microsoft.com/office/drawing/2016/5/9/chartex" xmlns:cx4="http://schemas.microsoft.com/office/drawing/2016/5/10/chartex" xmlns:cx5="http://schemas.microsoft.com/office/drawing/2016/5/11/chartex" xmlns:cx6="http://schemas.microsoft.com/office/drawing/2016/5/12/chartex" xmlns:cx7="http://schemas.microsoft.com/office/drawing/2016/5/13/chartex" xmlns:cx8="http://schemas.microsoft.com/office/drawing/2016/5/14/chartex" xmlns:mc="http://schemas.openxmlformats.org/markup-compatibility/2006" xmlns:aink="http://schemas.microsoft.com/office/drawing/2016/ink" xmlns:am3d="http://schemas.microsoft.com/office/drawing/2017/model3d" xmlns:o="urn:schemas-microsoft-com:office:office" xmlns:oel="http://schemas.microsoft.com/office/2019/extlst" xmlns:r="http://schemas.openxmlformats.org/officeDocument/2006/relationships" xmlns:m="http://schemas.openxmlformats.org/officeDocument/2006/math" xmlns:v="urn:schemas-microsoft-com:vml" xmlns:wp14="http://schemas.microsoft.com/office/word/2010/wordprocessingDrawing" xmlns:wp="http://schemas.openxmlformats.org/drawingml/2006/wordprocessingDrawing" xmlns:w10="urn:schemas-microsoft-com:office:word" xmlns:w="http://schemas.openxmlformats.org/wordprocessingml/2006/main" xmlns:w14="http://schemas.microsoft.com/office/word/2010/wordml" xmlns:w15="http://schemas.microsoft.com/office/word/2012/wordml" xmlns:w16cex="http://schemas.microsoft.com/office/word/2018/wordml/cex" xmlns:w16cid="http://schemas.microsoft.com/office/word/2016/wordml/cid" xmlns:w16="http://schemas.microsoft.com/office/word/2018/wordml" xmlns:w16du="http://schemas.microsoft.com/office/word/2023/wordml/word16du" xmlns:w16sdtdh="http://schemas.microsoft.com/office/word/2020/wordml/sdtdatahash" xmlns:w16sdtfl="http://schemas.microsoft.com/office/word/2024/wordml/sdtformatlock" xmlns:w16se="http://schemas.microsoft.com/office/word/2015/wordml/symex" xmlns:wpg="http://schemas.microsoft.com/office/word/2010/wordprocessingGroup" xmlns:wpi="http://schemas.microsoft.com/office/word/2010/wordprocessingInk" xmlns:wne="http://schemas.microsoft.com/office/word/2006/wordml" xmlns:wps="http://schemas.microsoft.com/office/word/2010/wordprocessingShape" mc:Ignorable="w14 w15 w16se w16cid w16 w16cex w16sdtdh w16sdtfl w16du wp14">
+<w:document xmlns:wpc="http://schemas.microsoft.com/office/word/2010/wordprocessingCanvas" xmlns:cx="http://schemas.microsoft.com/office/drawing/2014/chartex" xmlns:cx1="http://schemas.microsoft.com/office/drawing/2015/9/8/chartex" xmlns:cx2="http://schemas.microsoft.com/office/drawing/2015/10/21/chartex" xmlns:cx3="http://schemas.microsoft.com/office/drawing/2016/5/9/chartex" xmlns:cx4="http://schemas.microsoft.com/office/drawing/2016/5/10/chartex" xmlns:cx5="http://schemas.microsoft.com/office/drawing/2016/5/11/chartex" xmlns:cx6="http://schemas.microsoft.com/office/drawing/2016/5/12/chartex" xmlns:cx7="http://schemas.microsoft.com/office/drawing/2016/5/13/chartex" xmlns:cx8="http://schemas.microsoft.com/office/drawing/2016/5/14/chartex" xmlns:mc="http://schemas.openxmlformats.org/markup-compatibility/2006" xmlns:aink="http://schemas.microsoft.com/office/drawing/2016/ink" xmlns:am3d="http://schemas.microsoft.com/office/drawing/2017/model3d" xmlns:o="urn:schemas-microsoft-com:office:office" xmlns:r="http://schemas.openxmlformats.org/officeDocument/2006/relationships" xmlns:m="http://schemas.openxmlformats.org/officeDocument/2006/math" xmlns:v="urn:schemas-microsoft-com:vml" xmlns:wp14="http://schemas.microsoft.com/office/word/2010/wordprocessingDrawing" xmlns:wp="http://schemas.openxmlformats.org/drawingml/2006/wordprocessingDrawing" xmlns:w10="urn:schemas-microsoft-com:office:word" xmlns:w="http://schemas.openxmlformats.org/wordprocessingml/2006/main" xmlns:w14="http://schemas.microsoft.com/office/word/2010/wordml" xmlns:w15="http://schemas.microsoft.com/office/word/2012/wordml" xmlns:w16cex="http://schemas.microsoft.com/office/word/2018/wordml/cex" xmlns:w16cid="http://schemas.microsoft.com/office/word/2016/wordml/cid" xmlns:w16="http://schemas.microsoft.com/office/word/2018/wordml" xmlns:w16sdtdh="http://schemas.microsoft.com/office/word/2020/wordml/sdtdatahash" xmlns:w16se="http://schemas.microsoft.com/office/word/2015/wordml/symex" xmlns:wpg="http://schemas.microsoft.com/office/word/2010/wordprocessingGroup" xmlns:wpi="http://schemas.microsoft.com/office/word/2010/wordprocessingInk" xmlns:wne="http://schemas.microsoft.com/office/word/2006/wordml" xmlns:wps="http://schemas.microsoft.com/office/word/2010/wordprocessingShape" mc:Ignorable="w14 w15 w16se w16cid w16 w16cex w16sdtdh wp14">
   <w:body>
     <w:p>
       <w:pPr>
@@ -1571,6 +1571,17 @@
         </w:rPr>
       </w:pPr>
       <w:bookmarkStart w:id="3" w:name="_Hlk188953043"/>
+    </w:p>
+    <w:p>
+      <w:pPr>
+        <w:spacing w:after="0" w:line="276" w:lineRule="auto"/>
+        <w:jc w:val="both"/>
+        <w:rPr>
+          <w:rFonts w:cstheme="minorHAnsi"/>
+          <w:sz w:val="24"/>
+          <w:szCs w:val="24"/>
+        </w:rPr>
+      </w:pPr>
       <w:r>
         <w:rPr>
           <w:rFonts w:cstheme="minorHAnsi"/>
@@ -2111,47 +2122,6 @@
           <w:szCs w:val="24"/>
         </w:rPr>
       </w:pPr>
-      <w:r>
-        <w:rPr>
-          <w:rFonts w:cstheme="minorHAnsi"/>
-          <w:sz w:val="24"/>
-          <w:szCs w:val="24"/>
-        </w:rPr>
-        <w:t>A prorrogação, quando aplicável, deverá respeitar os limites legais e será formalizada por meio de termo aditivo, mediante prévia manifestação técnica e jurídica, assegurando a continuidade do fornecimento e o atendimento ininterrupto das necessidades do município.</w:t>
-      </w:r>
-    </w:p>
-    <w:p>
-      <w:pPr>
-        <w:pStyle w:val="SemEspaamento"/>
-        <w:spacing w:line="276" w:lineRule="auto"/>
-        <w:jc w:val="both"/>
-        <w:rPr>
-          <w:rFonts w:cstheme="minorHAnsi"/>
-          <w:sz w:val="24"/>
-          <w:szCs w:val="24"/>
-        </w:rPr>
-      </w:pPr>
-      <w:r>
-        <w:rPr>
-          <w:rFonts w:cstheme="minorHAnsi"/>
-          <w:sz w:val="24"/>
-          <w:szCs w:val="24"/>
-        </w:rPr>
-        <w:lastRenderedPageBreak/>
-        <w:t>Para viabilizar a prorrogação, o pedido deverá ser encaminhado ao Setor de Licitações com antecedência mínima de 60 (sessenta) dias do término da vigência contratual, conforme dispõe o art. 68 do Decreto Municipal nº 2.056/2024.</w:t>
-      </w:r>
-    </w:p>
-    <w:p>
-      <w:pPr>
-        <w:pStyle w:val="SemEspaamento"/>
-        <w:spacing w:line="276" w:lineRule="auto"/>
-        <w:jc w:val="both"/>
-        <w:rPr>
-          <w:rFonts w:cstheme="minorHAnsi"/>
-          <w:sz w:val="24"/>
-          <w:szCs w:val="24"/>
-        </w:rPr>
-      </w:pPr>
     </w:p>
     <w:p>
       <w:pPr>
@@ -2218,6 +2188,7 @@
           <w:sz w:val="24"/>
           <w:szCs w:val="24"/>
         </w:rPr>
+        <w:lastRenderedPageBreak/>
         <w:t>{{EXECUCAO}}</w:t>
       </w:r>
     </w:p>
@@ -2726,19 +2697,7 @@
           <w:szCs w:val="24"/>
           <w:lang w:val="pt-PT"/>
         </w:rPr>
-        <w:t xml:space="preserve"> seja rejeitado por não atenderem às especificações previstas no Termo de Referência e no contrato, a CONTRATADA será notificada por telefone e/ou e-mail, devendo </w:t>
-      </w:r>
-      <w:r>
-        <w:rPr>
-          <w:rFonts w:eastAsia="Calibri" w:cstheme="minorHAnsi"/>
-          <w:bCs/>
-          <w:kern w:val="0"/>
-          <w:sz w:val="24"/>
-          <w:szCs w:val="24"/>
-          <w:lang w:val="pt-PT"/>
-        </w:rPr>
-        <w:lastRenderedPageBreak/>
-        <w:t xml:space="preserve">corrigir as irregularidades no prazo máximo e improrrogável de 24 (vinte e quatro) horas, ficando todas as despesas decorrentes dessa correção sob sua exclusiva responsabilidade. </w:t>
+        <w:t xml:space="preserve"> seja rejeitado por não atenderem às especificações previstas no Termo de Referência e no contrato, a CONTRATADA será notificada por telefone e/ou e-mail, devendo corrigir as irregularidades no prazo máximo e improrrogável de 24 (vinte e quatro) horas, ficando todas as despesas decorrentes dessa correção sob sua exclusiva responsabilidade. </w:t>
       </w:r>
     </w:p>
     <w:p>
@@ -2810,6 +2769,7 @@
           <w:szCs w:val="24"/>
           <w:lang w:val="pt-PT"/>
         </w:rPr>
+        <w:lastRenderedPageBreak/>
         <w:t>O recebimento provisório ou definitivo do objeto não exclui a responsabilidade da contratada pelos prejuízos resultantes da incorreta execução do objeto.</w:t>
       </w:r>
     </w:p>
@@ -3343,16 +3303,7 @@
           <w:sz w:val="24"/>
           <w:szCs w:val="24"/>
         </w:rPr>
-        <w:t xml:space="preserve">Os valores a serem pactuados na sessão pública serão fixos e irreajustáveis pelo período de 12 (doze) meses, contados a partir da apresentação da proposta, podendo ser reajustado caso necessário, utilizando-se o Índice Nacional de Preços ao Consumidor – INPC, devendo ser formulado pedido de restabelecimento do equilíbrio econômico-financeiro durante a vigência </w:t>
-      </w:r>
-      <w:r>
-        <w:rPr>
-          <w:rFonts w:asciiTheme="minorHAnsi" w:hAnsiTheme="minorHAnsi" w:cstheme="minorHAnsi"/>
-          <w:sz w:val="24"/>
-          <w:szCs w:val="24"/>
-        </w:rPr>
-        <w:lastRenderedPageBreak/>
-        <w:t xml:space="preserve">da Ata/Contrato e antes de eventual prorrogação nos termos do art. </w:t>
+        <w:t xml:space="preserve">Os valores a serem pactuados na sessão pública serão fixos e irreajustáveis pelo período de 12 (doze) meses, contados a partir da apresentação da proposta, podendo ser reajustado caso necessário, utilizando-se o Índice Nacional de Preços ao Consumidor – INPC, devendo ser formulado pedido de restabelecimento do equilíbrio econômico-financeiro durante a vigência da Ata/Contrato e antes de eventual prorrogação nos termos do art. </w:t>
       </w:r>
       <w:r>
         <w:rPr>
@@ -3504,6 +3455,7 @@
           <w:sz w:val="24"/>
           <w:szCs w:val="24"/>
         </w:rPr>
+        <w:lastRenderedPageBreak/>
         <w:t>Exigir o cumprimento de todas as obrigações assumidas pelo Contratado, de acordo com o instrumento contratual e seus anexos;</w:t>
       </w:r>
     </w:p>
@@ -4062,7 +4014,6 @@
           <w:sz w:val="24"/>
           <w:szCs w:val="24"/>
         </w:rPr>
-        <w:lastRenderedPageBreak/>
         <w:t>Empregar, se for o caso, materiais e equipamentos novos, de qualidade comprovada e em conformidade com as normas técnicas, sendo vedada a utilização de produtos fora de especificação, de procedência duvidosa ou sem certificação de conformidade.</w:t>
       </w:r>
     </w:p>
@@ -4095,6 +4046,7 @@
           <w:sz w:val="24"/>
           <w:szCs w:val="24"/>
         </w:rPr>
+        <w:lastRenderedPageBreak/>
         <w:t>Respeitar as normas e condições de segurança e medicina do trabalho, proteção ambiental, acessibilidade e sustentabilidade durante toda a execução, inclusive quanto ao armazenamento, transporte e destinação de resíduos.</w:t>
       </w:r>
     </w:p>
@@ -4447,7 +4399,6 @@
           <w:sz w:val="24"/>
           <w:szCs w:val="24"/>
         </w:rPr>
-        <w:lastRenderedPageBreak/>
         <w:t>Apresentar, quando solicitado, relatórios de execução e demais documentos técnicos necessários à fiscalização.</w:t>
       </w:r>
     </w:p>
@@ -4512,6 +4463,7 @@
           <w:sz w:val="24"/>
           <w:szCs w:val="24"/>
         </w:rPr>
+        <w:lastRenderedPageBreak/>
         <w:t>Responsabilizar-se pelo correto transporte, armazenamento e descarte dos materiais utilizados, de acordo com as normas ambientais aplicáveis.</w:t>
       </w:r>
     </w:p>
@@ -5094,6 +5046,7 @@
           <w:sz w:val="24"/>
           <w:szCs w:val="24"/>
         </w:rPr>
+        <w:lastRenderedPageBreak/>
         <w:t>{{ASSINATURAS}}</w:t>
       </w:r>
     </w:p>
@@ -5110,7 +5063,7 @@
 </file>
 
 <file path=word/endnotes.xml><?xml version="1.0" encoding="utf-8"?>
-<w:endnotes xmlns:wpc="http://schemas.microsoft.com/office/word/2010/wordprocessingCanvas" xmlns:cx="http://schemas.microsoft.com/office/drawing/2014/chartex" xmlns:cx1="http://schemas.microsoft.com/office/drawing/2015/9/8/chartex" xmlns:cx2="http://schemas.microsoft.com/office/drawing/2015/10/21/chartex" xmlns:cx3="http://schemas.microsoft.com/office/drawing/2016/5/9/chartex" xmlns:cx4="http://schemas.microsoft.com/office/drawing/2016/5/10/chartex" xmlns:cx5="http://schemas.microsoft.com/office/drawing/2016/5/11/chartex" xmlns:cx6="http://schemas.microsoft.com/office/drawing/2016/5/12/chartex" xmlns:cx7="http://schemas.microsoft.com/office/drawing/2016/5/13/chartex" xmlns:cx8="http://schemas.microsoft.com/office/drawing/2016/5/14/chartex" xmlns:mc="http://schemas.openxmlformats.org/markup-compatibility/2006" xmlns:aink="http://schemas.microsoft.com/office/drawing/2016/ink" xmlns:am3d="http://schemas.microsoft.com/office/drawing/2017/model3d" xmlns:o="urn:schemas-microsoft-com:office:office" xmlns:oel="http://schemas.microsoft.com/office/2019/extlst" xmlns:r="http://schemas.openxmlformats.org/officeDocument/2006/relationships" xmlns:m="http://schemas.openxmlformats.org/officeDocument/2006/math" xmlns:v="urn:schemas-microsoft-com:vml" xmlns:wp14="http://schemas.microsoft.com/office/word/2010/wordprocessingDrawing" xmlns:wp="http://schemas.openxmlformats.org/drawingml/2006/wordprocessingDrawing" xmlns:w10="urn:schemas-microsoft-com:office:word" xmlns:w="http://schemas.openxmlformats.org/wordprocessingml/2006/main" xmlns:w14="http://schemas.microsoft.com/office/word/2010/wordml" xmlns:w15="http://schemas.microsoft.com/office/word/2012/wordml" xmlns:w16cex="http://schemas.microsoft.com/office/word/2018/wordml/cex" xmlns:w16cid="http://schemas.microsoft.com/office/word/2016/wordml/cid" xmlns:w16="http://schemas.microsoft.com/office/word/2018/wordml" xmlns:w16du="http://schemas.microsoft.com/office/word/2023/wordml/word16du" xmlns:w16sdtdh="http://schemas.microsoft.com/office/word/2020/wordml/sdtdatahash" xmlns:w16sdtfl="http://schemas.microsoft.com/office/word/2024/wordml/sdtformatlock" xmlns:w16se="http://schemas.microsoft.com/office/word/2015/wordml/symex" xmlns:wpg="http://schemas.microsoft.com/office/word/2010/wordprocessingGroup" xmlns:wpi="http://schemas.microsoft.com/office/word/2010/wordprocessingInk" xmlns:wne="http://schemas.microsoft.com/office/word/2006/wordml" xmlns:wps="http://schemas.microsoft.com/office/word/2010/wordprocessingShape" mc:Ignorable="w14 w15 w16se w16cid w16 w16cex w16sdtdh w16sdtfl w16du wp14">
+<w:endnotes xmlns:wpc="http://schemas.microsoft.com/office/word/2010/wordprocessingCanvas" xmlns:cx="http://schemas.microsoft.com/office/drawing/2014/chartex" xmlns:cx1="http://schemas.microsoft.com/office/drawing/2015/9/8/chartex" xmlns:cx2="http://schemas.microsoft.com/office/drawing/2015/10/21/chartex" xmlns:cx3="http://schemas.microsoft.com/office/drawing/2016/5/9/chartex" xmlns:cx4="http://schemas.microsoft.com/office/drawing/2016/5/10/chartex" xmlns:cx5="http://schemas.microsoft.com/office/drawing/2016/5/11/chartex" xmlns:cx6="http://schemas.microsoft.com/office/drawing/2016/5/12/chartex" xmlns:cx7="http://schemas.microsoft.com/office/drawing/2016/5/13/chartex" xmlns:cx8="http://schemas.microsoft.com/office/drawing/2016/5/14/chartex" xmlns:mc="http://schemas.openxmlformats.org/markup-compatibility/2006" xmlns:aink="http://schemas.microsoft.com/office/drawing/2016/ink" xmlns:am3d="http://schemas.microsoft.com/office/drawing/2017/model3d" xmlns:o="urn:schemas-microsoft-com:office:office" xmlns:r="http://schemas.openxmlformats.org/officeDocument/2006/relationships" xmlns:m="http://schemas.openxmlformats.org/officeDocument/2006/math" xmlns:v="urn:schemas-microsoft-com:vml" xmlns:wp14="http://schemas.microsoft.com/office/word/2010/wordprocessingDrawing" xmlns:wp="http://schemas.openxmlformats.org/drawingml/2006/wordprocessingDrawing" xmlns:w10="urn:schemas-microsoft-com:office:word" xmlns:w="http://schemas.openxmlformats.org/wordprocessingml/2006/main" xmlns:w14="http://schemas.microsoft.com/office/word/2010/wordml" xmlns:w15="http://schemas.microsoft.com/office/word/2012/wordml" xmlns:w16cex="http://schemas.microsoft.com/office/word/2018/wordml/cex" xmlns:w16cid="http://schemas.microsoft.com/office/word/2016/wordml/cid" xmlns:w16="http://schemas.microsoft.com/office/word/2018/wordml" xmlns:w16sdtdh="http://schemas.microsoft.com/office/word/2020/wordml/sdtdatahash" xmlns:w16se="http://schemas.microsoft.com/office/word/2015/wordml/symex" xmlns:wpg="http://schemas.microsoft.com/office/word/2010/wordprocessingGroup" xmlns:wpi="http://schemas.microsoft.com/office/word/2010/wordprocessingInk" xmlns:wne="http://schemas.microsoft.com/office/word/2006/wordml" xmlns:wps="http://schemas.microsoft.com/office/word/2010/wordprocessingShape" mc:Ignorable="w14 w15 w16se w16cid w16 w16cex w16sdtdh wp14">
   <w:endnote w:type="separator" w:id="-1">
     <w:p>
       <w:pPr>
@@ -5135,7 +5088,7 @@
 </file>
 
 <file path=word/footnotes.xml><?xml version="1.0" encoding="utf-8"?>
-<w:footnotes xmlns:wpc="http://schemas.microsoft.com/office/word/2010/wordprocessingCanvas" xmlns:cx="http://schemas.microsoft.com/office/drawing/2014/chartex" xmlns:cx1="http://schemas.microsoft.com/office/drawing/2015/9/8/chartex" xmlns:cx2="http://schemas.microsoft.com/office/drawing/2015/10/21/chartex" xmlns:cx3="http://schemas.microsoft.com/office/drawing/2016/5/9/chartex" xmlns:cx4="http://schemas.microsoft.com/office/drawing/2016/5/10/chartex" xmlns:cx5="http://schemas.microsoft.com/office/drawing/2016/5/11/chartex" xmlns:cx6="http://schemas.microsoft.com/office/drawing/2016/5/12/chartex" xmlns:cx7="http://schemas.microsoft.com/office/drawing/2016/5/13/chartex" xmlns:cx8="http://schemas.microsoft.com/office/drawing/2016/5/14/chartex" xmlns:mc="http://schemas.openxmlformats.org/markup-compatibility/2006" xmlns:aink="http://schemas.microsoft.com/office/drawing/2016/ink" xmlns:am3d="http://schemas.microsoft.com/office/drawing/2017/model3d" xmlns:o="urn:schemas-microsoft-com:office:office" xmlns:oel="http://schemas.microsoft.com/office/2019/extlst" xmlns:r="http://schemas.openxmlformats.org/officeDocument/2006/relationships" xmlns:m="http://schemas.openxmlformats.org/officeDocument/2006/math" xmlns:v="urn:schemas-microsoft-com:vml" xmlns:wp14="http://schemas.microsoft.com/office/word/2010/wordprocessingDrawing" xmlns:wp="http://schemas.openxmlformats.org/drawingml/2006/wordprocessingDrawing" xmlns:w10="urn:schemas-microsoft-com:office:word" xmlns:w="http://schemas.openxmlformats.org/wordprocessingml/2006/main" xmlns:w14="http://schemas.microsoft.com/office/word/2010/wordml" xmlns:w15="http://schemas.microsoft.com/office/word/2012/wordml" xmlns:w16cex="http://schemas.microsoft.com/office/word/2018/wordml/cex" xmlns:w16cid="http://schemas.microsoft.com/office/word/2016/wordml/cid" xmlns:w16="http://schemas.microsoft.com/office/word/2018/wordml" xmlns:w16du="http://schemas.microsoft.com/office/word/2023/wordml/word16du" xmlns:w16sdtdh="http://schemas.microsoft.com/office/word/2020/wordml/sdtdatahash" xmlns:w16sdtfl="http://schemas.microsoft.com/office/word/2024/wordml/sdtformatlock" xmlns:w16se="http://schemas.microsoft.com/office/word/2015/wordml/symex" xmlns:wpg="http://schemas.microsoft.com/office/word/2010/wordprocessingGroup" xmlns:wpi="http://schemas.microsoft.com/office/word/2010/wordprocessingInk" xmlns:wne="http://schemas.microsoft.com/office/word/2006/wordml" xmlns:wps="http://schemas.microsoft.com/office/word/2010/wordprocessingShape" mc:Ignorable="w14 w15 w16se w16cid w16 w16cex w16sdtdh w16sdtfl w16du wp14">
+<w:footnotes xmlns:wpc="http://schemas.microsoft.com/office/word/2010/wordprocessingCanvas" xmlns:cx="http://schemas.microsoft.com/office/drawing/2014/chartex" xmlns:cx1="http://schemas.microsoft.com/office/drawing/2015/9/8/chartex" xmlns:cx2="http://schemas.microsoft.com/office/drawing/2015/10/21/chartex" xmlns:cx3="http://schemas.microsoft.com/office/drawing/2016/5/9/chartex" xmlns:cx4="http://schemas.microsoft.com/office/drawing/2016/5/10/chartex" xmlns:cx5="http://schemas.microsoft.com/office/drawing/2016/5/11/chartex" xmlns:cx6="http://schemas.microsoft.com/office/drawing/2016/5/12/chartex" xmlns:cx7="http://schemas.microsoft.com/office/drawing/2016/5/13/chartex" xmlns:cx8="http://schemas.microsoft.com/office/drawing/2016/5/14/chartex" xmlns:mc="http://schemas.openxmlformats.org/markup-compatibility/2006" xmlns:aink="http://schemas.microsoft.com/office/drawing/2016/ink" xmlns:am3d="http://schemas.microsoft.com/office/drawing/2017/model3d" xmlns:o="urn:schemas-microsoft-com:office:office" xmlns:r="http://schemas.openxmlformats.org/officeDocument/2006/relationships" xmlns:m="http://schemas.openxmlformats.org/officeDocument/2006/math" xmlns:v="urn:schemas-microsoft-com:vml" xmlns:wp14="http://schemas.microsoft.com/office/word/2010/wordprocessingDrawing" xmlns:wp="http://schemas.openxmlformats.org/drawingml/2006/wordprocessingDrawing" xmlns:w10="urn:schemas-microsoft-com:office:word" xmlns:w="http://schemas.openxmlformats.org/wordprocessingml/2006/main" xmlns:w14="http://schemas.microsoft.com/office/word/2010/wordml" xmlns:w15="http://schemas.microsoft.com/office/word/2012/wordml" xmlns:w16cex="http://schemas.microsoft.com/office/word/2018/wordml/cex" xmlns:w16cid="http://schemas.microsoft.com/office/word/2016/wordml/cid" xmlns:w16="http://schemas.microsoft.com/office/word/2018/wordml" xmlns:w16sdtdh="http://schemas.microsoft.com/office/word/2020/wordml/sdtdatahash" xmlns:w16se="http://schemas.microsoft.com/office/word/2015/wordml/symex" xmlns:wpg="http://schemas.microsoft.com/office/word/2010/wordprocessingGroup" xmlns:wpi="http://schemas.microsoft.com/office/word/2010/wordprocessingInk" xmlns:wne="http://schemas.microsoft.com/office/word/2006/wordml" xmlns:wps="http://schemas.microsoft.com/office/word/2010/wordprocessingShape" mc:Ignorable="w14 w15 w16se w16cid w16 w16cex w16sdtdh wp14">
   <w:footnote w:type="separator" w:id="-1">
     <w:p>
       <w:pPr>
@@ -5160,7 +5113,7 @@
 </file>
 
 <file path=word/header1.xml><?xml version="1.0" encoding="utf-8"?>
-<w:hdr xmlns:wpc="http://schemas.microsoft.com/office/word/2010/wordprocessingCanvas" xmlns:cx="http://schemas.microsoft.com/office/drawing/2014/chartex" xmlns:cx1="http://schemas.microsoft.com/office/drawing/2015/9/8/chartex" xmlns:cx2="http://schemas.microsoft.com/office/drawing/2015/10/21/chartex" xmlns:cx3="http://schemas.microsoft.com/office/drawing/2016/5/9/chartex" xmlns:cx4="http://schemas.microsoft.com/office/drawing/2016/5/10/chartex" xmlns:cx5="http://schemas.microsoft.com/office/drawing/2016/5/11/chartex" xmlns:cx6="http://schemas.microsoft.com/office/drawing/2016/5/12/chartex" xmlns:cx7="http://schemas.microsoft.com/office/drawing/2016/5/13/chartex" xmlns:cx8="http://schemas.microsoft.com/office/drawing/2016/5/14/chartex" xmlns:mc="http://schemas.openxmlformats.org/markup-compatibility/2006" xmlns:aink="http://schemas.microsoft.com/office/drawing/2016/ink" xmlns:am3d="http://schemas.microsoft.com/office/drawing/2017/model3d" xmlns:o="urn:schemas-microsoft-com:office:office" xmlns:oel="http://schemas.microsoft.com/office/2019/extlst" xmlns:r="http://schemas.openxmlformats.org/officeDocument/2006/relationships" xmlns:m="http://schemas.openxmlformats.org/officeDocument/2006/math" xmlns:v="urn:schemas-microsoft-com:vml" xmlns:wp14="http://schemas.microsoft.com/office/word/2010/wordprocessingDrawing" xmlns:wp="http://schemas.openxmlformats.org/drawingml/2006/wordprocessingDrawing" xmlns:w10="urn:schemas-microsoft-com:office:word" xmlns:w="http://schemas.openxmlformats.org/wordprocessingml/2006/main" xmlns:w14="http://schemas.microsoft.com/office/word/2010/wordml" xmlns:w15="http://schemas.microsoft.com/office/word/2012/wordml" xmlns:w16cex="http://schemas.microsoft.com/office/word/2018/wordml/cex" xmlns:w16cid="http://schemas.microsoft.com/office/word/2016/wordml/cid" xmlns:w16="http://schemas.microsoft.com/office/word/2018/wordml" xmlns:w16du="http://schemas.microsoft.com/office/word/2023/wordml/word16du" xmlns:w16sdtdh="http://schemas.microsoft.com/office/word/2020/wordml/sdtdatahash" xmlns:w16sdtfl="http://schemas.microsoft.com/office/word/2024/wordml/sdtformatlock" xmlns:w16se="http://schemas.microsoft.com/office/word/2015/wordml/symex" xmlns:wpg="http://schemas.microsoft.com/office/word/2010/wordprocessingGroup" xmlns:wpi="http://schemas.microsoft.com/office/word/2010/wordprocessingInk" xmlns:wne="http://schemas.microsoft.com/office/word/2006/wordml" xmlns:wps="http://schemas.microsoft.com/office/word/2010/wordprocessingShape" mc:Ignorable="w14 w15 w16se w16cid w16 w16cex w16sdtdh w16sdtfl w16du wp14">
+<w:hdr xmlns:wpc="http://schemas.microsoft.com/office/word/2010/wordprocessingCanvas" xmlns:cx="http://schemas.microsoft.com/office/drawing/2014/chartex" xmlns:cx1="http://schemas.microsoft.com/office/drawing/2015/9/8/chartex" xmlns:cx2="http://schemas.microsoft.com/office/drawing/2015/10/21/chartex" xmlns:cx3="http://schemas.microsoft.com/office/drawing/2016/5/9/chartex" xmlns:cx4="http://schemas.microsoft.com/office/drawing/2016/5/10/chartex" xmlns:cx5="http://schemas.microsoft.com/office/drawing/2016/5/11/chartex" xmlns:cx6="http://schemas.microsoft.com/office/drawing/2016/5/12/chartex" xmlns:cx7="http://schemas.microsoft.com/office/drawing/2016/5/13/chartex" xmlns:cx8="http://schemas.microsoft.com/office/drawing/2016/5/14/chartex" xmlns:mc="http://schemas.openxmlformats.org/markup-compatibility/2006" xmlns:aink="http://schemas.microsoft.com/office/drawing/2016/ink" xmlns:am3d="http://schemas.microsoft.com/office/drawing/2017/model3d" xmlns:o="urn:schemas-microsoft-com:office:office" xmlns:r="http://schemas.openxmlformats.org/officeDocument/2006/relationships" xmlns:m="http://schemas.openxmlformats.org/officeDocument/2006/math" xmlns:v="urn:schemas-microsoft-com:vml" xmlns:wp14="http://schemas.microsoft.com/office/word/2010/wordprocessingDrawing" xmlns:wp="http://schemas.openxmlformats.org/drawingml/2006/wordprocessingDrawing" xmlns:w10="urn:schemas-microsoft-com:office:word" xmlns:w="http://schemas.openxmlformats.org/wordprocessingml/2006/main" xmlns:w14="http://schemas.microsoft.com/office/word/2010/wordml" xmlns:w15="http://schemas.microsoft.com/office/word/2012/wordml" xmlns:w16cex="http://schemas.microsoft.com/office/word/2018/wordml/cex" xmlns:w16cid="http://schemas.microsoft.com/office/word/2016/wordml/cid" xmlns:w16="http://schemas.microsoft.com/office/word/2018/wordml" xmlns:w16sdtdh="http://schemas.microsoft.com/office/word/2020/wordml/sdtdatahash" xmlns:w16se="http://schemas.microsoft.com/office/word/2015/wordml/symex" xmlns:wpg="http://schemas.microsoft.com/office/word/2010/wordprocessingGroup" xmlns:wpi="http://schemas.microsoft.com/office/word/2010/wordprocessingInk" xmlns:wne="http://schemas.microsoft.com/office/word/2006/wordml" xmlns:wps="http://schemas.microsoft.com/office/word/2010/wordprocessingShape" mc:Ignorable="w14 w15 w16se w16cid w16 w16cex w16sdtdh wp14">
   <w:p>
     <w:pPr>
       <w:tabs>
@@ -5440,7 +5393,7 @@
 </file>
 
 <file path=word/numbering.xml><?xml version="1.0" encoding="utf-8"?>
-<w:numbering xmlns:wpc="http://schemas.microsoft.com/office/word/2010/wordprocessingCanvas" xmlns:cx="http://schemas.microsoft.com/office/drawing/2014/chartex" xmlns:cx1="http://schemas.microsoft.com/office/drawing/2015/9/8/chartex" xmlns:cx2="http://schemas.microsoft.com/office/drawing/2015/10/21/chartex" xmlns:cx3="http://schemas.microsoft.com/office/drawing/2016/5/9/chartex" xmlns:cx4="http://schemas.microsoft.com/office/drawing/2016/5/10/chartex" xmlns:cx5="http://schemas.microsoft.com/office/drawing/2016/5/11/chartex" xmlns:cx6="http://schemas.microsoft.com/office/drawing/2016/5/12/chartex" xmlns:cx7="http://schemas.microsoft.com/office/drawing/2016/5/13/chartex" xmlns:cx8="http://schemas.microsoft.com/office/drawing/2016/5/14/chartex" xmlns:mc="http://schemas.openxmlformats.org/markup-compatibility/2006" xmlns:aink="http://schemas.microsoft.com/office/drawing/2016/ink" xmlns:am3d="http://schemas.microsoft.com/office/drawing/2017/model3d" xmlns:o="urn:schemas-microsoft-com:office:office" xmlns:oel="http://schemas.microsoft.com/office/2019/extlst" xmlns:r="http://schemas.openxmlformats.org/officeDocument/2006/relationships" xmlns:m="http://schemas.openxmlformats.org/officeDocument/2006/math" xmlns:v="urn:schemas-microsoft-com:vml" xmlns:wp14="http://schemas.microsoft.com/office/word/2010/wordprocessingDrawing" xmlns:wp="http://schemas.openxmlformats.org/drawingml/2006/wordprocessingDrawing" xmlns:w10="urn:schemas-microsoft-com:office:word" xmlns:w="http://schemas.openxmlformats.org/wordprocessingml/2006/main" xmlns:w14="http://schemas.microsoft.com/office/word/2010/wordml" xmlns:w15="http://schemas.microsoft.com/office/word/2012/wordml" xmlns:w16cex="http://schemas.microsoft.com/office/word/2018/wordml/cex" xmlns:w16cid="http://schemas.microsoft.com/office/word/2016/wordml/cid" xmlns:w16="http://schemas.microsoft.com/office/word/2018/wordml" xmlns:w16du="http://schemas.microsoft.com/office/word/2023/wordml/word16du" xmlns:w16sdtdh="http://schemas.microsoft.com/office/word/2020/wordml/sdtdatahash" xmlns:w16sdtfl="http://schemas.microsoft.com/office/word/2024/wordml/sdtformatlock" xmlns:w16se="http://schemas.microsoft.com/office/word/2015/wordml/symex" xmlns:wpg="http://schemas.microsoft.com/office/word/2010/wordprocessingGroup" xmlns:wpi="http://schemas.microsoft.com/office/word/2010/wordprocessingInk" xmlns:wne="http://schemas.microsoft.com/office/word/2006/wordml" xmlns:wps="http://schemas.microsoft.com/office/word/2010/wordprocessingShape" mc:Ignorable="w14 w15 w16se w16cid w16 w16cex w16sdtdh w16sdtfl w16du wp14">
+<w:numbering xmlns:wpc="http://schemas.microsoft.com/office/word/2010/wordprocessingCanvas" xmlns:cx="http://schemas.microsoft.com/office/drawing/2014/chartex" xmlns:cx1="http://schemas.microsoft.com/office/drawing/2015/9/8/chartex" xmlns:cx2="http://schemas.microsoft.com/office/drawing/2015/10/21/chartex" xmlns:cx3="http://schemas.microsoft.com/office/drawing/2016/5/9/chartex" xmlns:cx4="http://schemas.microsoft.com/office/drawing/2016/5/10/chartex" xmlns:cx5="http://schemas.microsoft.com/office/drawing/2016/5/11/chartex" xmlns:cx6="http://schemas.microsoft.com/office/drawing/2016/5/12/chartex" xmlns:cx7="http://schemas.microsoft.com/office/drawing/2016/5/13/chartex" xmlns:cx8="http://schemas.microsoft.com/office/drawing/2016/5/14/chartex" xmlns:mc="http://schemas.openxmlformats.org/markup-compatibility/2006" xmlns:aink="http://schemas.microsoft.com/office/drawing/2016/ink" xmlns:am3d="http://schemas.microsoft.com/office/drawing/2017/model3d" xmlns:o="urn:schemas-microsoft-com:office:office" xmlns:r="http://schemas.openxmlformats.org/officeDocument/2006/relationships" xmlns:m="http://schemas.openxmlformats.org/officeDocument/2006/math" xmlns:v="urn:schemas-microsoft-com:vml" xmlns:wp14="http://schemas.microsoft.com/office/word/2010/wordprocessingDrawing" xmlns:wp="http://schemas.openxmlformats.org/drawingml/2006/wordprocessingDrawing" xmlns:w10="urn:schemas-microsoft-com:office:word" xmlns:w="http://schemas.openxmlformats.org/wordprocessingml/2006/main" xmlns:w14="http://schemas.microsoft.com/office/word/2010/wordml" xmlns:w15="http://schemas.microsoft.com/office/word/2012/wordml" xmlns:w16cex="http://schemas.microsoft.com/office/word/2018/wordml/cex" xmlns:w16cid="http://schemas.microsoft.com/office/word/2016/wordml/cid" xmlns:w16="http://schemas.microsoft.com/office/word/2018/wordml" xmlns:w16sdtdh="http://schemas.microsoft.com/office/word/2020/wordml/sdtdatahash" xmlns:w16se="http://schemas.microsoft.com/office/word/2015/wordml/symex" xmlns:wpg="http://schemas.microsoft.com/office/word/2010/wordprocessingGroup" xmlns:wpi="http://schemas.microsoft.com/office/word/2010/wordprocessingInk" xmlns:wne="http://schemas.microsoft.com/office/word/2006/wordml" xmlns:wps="http://schemas.microsoft.com/office/word/2010/wordprocessingShape" mc:Ignorable="w14 w15 w16se w16cid w16 w16cex w16sdtdh wp14">
   <w:abstractNum w:abstractNumId="0" w15:restartNumberingAfterBreak="0">
     <w:nsid w:val="07F979E5"/>
     <w:multiLevelType w:val="hybridMultilevel"/>
@@ -6310,22 +6263,22 @@
       </w:rPr>
     </w:lvl>
   </w:abstractNum>
-  <w:num w:numId="1" w16cid:durableId="787238867">
+  <w:num w:numId="1">
     <w:abstractNumId w:val="6"/>
   </w:num>
-  <w:num w:numId="2" w16cid:durableId="857351833">
+  <w:num w:numId="2">
     <w:abstractNumId w:val="2"/>
   </w:num>
-  <w:num w:numId="3" w16cid:durableId="1486166093">
+  <w:num w:numId="3">
     <w:abstractNumId w:val="4"/>
   </w:num>
-  <w:num w:numId="4" w16cid:durableId="1863201962">
+  <w:num w:numId="4">
     <w:abstractNumId w:val="3"/>
   </w:num>
-  <w:num w:numId="5" w16cid:durableId="2042978354">
+  <w:num w:numId="5">
     <w:abstractNumId w:val="1"/>
   </w:num>
-  <w:num w:numId="6" w16cid:durableId="1247692218">
+  <w:num w:numId="6">
     <w:abstractNumId w:val="2"/>
     <w:lvlOverride w:ilvl="0">
       <w:startOverride w:val="1"/>
@@ -6355,10 +6308,10 @@
       <w:startOverride w:val="1"/>
     </w:lvlOverride>
   </w:num>
-  <w:num w:numId="7" w16cid:durableId="862863836">
+  <w:num w:numId="7">
     <w:abstractNumId w:val="5"/>
   </w:num>
-  <w:num w:numId="8" w16cid:durableId="777598921">
+  <w:num w:numId="8">
     <w:abstractNumId w:val="4"/>
     <w:lvlOverride w:ilvl="0">
       <w:startOverride w:val="1"/>
@@ -6388,10 +6341,10 @@
       <w:startOverride w:val="1"/>
     </w:lvlOverride>
   </w:num>
-  <w:num w:numId="9" w16cid:durableId="1144657211">
+  <w:num w:numId="9">
     <w:abstractNumId w:val="7"/>
   </w:num>
-  <w:num w:numId="10" w16cid:durableId="1019696550">
+  <w:num w:numId="10">
     <w:abstractNumId w:val="0"/>
   </w:num>
   <w:numIdMacAtCleanup w:val="4"/>
@@ -6399,7 +6352,7 @@
 </file>
 
 <file path=word/styles.xml><?xml version="1.0" encoding="utf-8"?>
-<w:styles xmlns:mc="http://schemas.openxmlformats.org/markup-compatibility/2006" xmlns:r="http://schemas.openxmlformats.org/officeDocument/2006/relationships" xmlns:w="http://schemas.openxmlformats.org/wordprocessingml/2006/main" xmlns:w14="http://schemas.microsoft.com/office/word/2010/wordml" xmlns:w15="http://schemas.microsoft.com/office/word/2012/wordml" xmlns:w16cex="http://schemas.microsoft.com/office/word/2018/wordml/cex" xmlns:w16cid="http://schemas.microsoft.com/office/word/2016/wordml/cid" xmlns:w16="http://schemas.microsoft.com/office/word/2018/wordml" xmlns:w16du="http://schemas.microsoft.com/office/word/2023/wordml/word16du" xmlns:w16sdtdh="http://schemas.microsoft.com/office/word/2020/wordml/sdtdatahash" xmlns:w16sdtfl="http://schemas.microsoft.com/office/word/2024/wordml/sdtformatlock" xmlns:w16se="http://schemas.microsoft.com/office/word/2015/wordml/symex" mc:Ignorable="w14 w15 w16se w16cid w16 w16cex w16sdtdh w16sdtfl w16du">
+<w:styles xmlns:mc="http://schemas.openxmlformats.org/markup-compatibility/2006" xmlns:r="http://schemas.openxmlformats.org/officeDocument/2006/relationships" xmlns:w="http://schemas.openxmlformats.org/wordprocessingml/2006/main" xmlns:w14="http://schemas.microsoft.com/office/word/2010/wordml" xmlns:w15="http://schemas.microsoft.com/office/word/2012/wordml" xmlns:w16cex="http://schemas.microsoft.com/office/word/2018/wordml/cex" xmlns:w16cid="http://schemas.microsoft.com/office/word/2016/wordml/cid" xmlns:w16="http://schemas.microsoft.com/office/word/2018/wordml" xmlns:w16sdtdh="http://schemas.microsoft.com/office/word/2020/wordml/sdtdatahash" xmlns:w16se="http://schemas.microsoft.com/office/word/2015/wordml/symex" mc:Ignorable="w14 w15 w16se w16cid w16 w16cex w16sdtdh">
   <w:docDefaults>
     <w:rPrDefault>
       <w:rPr>

--- a/LICITA.AI/modelos/TR - BASE.docx
+++ b/LICITA.AI/modelos/TR - BASE.docx
@@ -2283,25 +2283,7 @@
           <w:sz w:val="24"/>
           <w:szCs w:val="24"/>
         </w:rPr>
-        <w:t xml:space="preserve">Pagamento será efetuado mensalmente, até o 10º dia após a </w:t>
-      </w:r>
-      <w:r>
-        <w:rPr>
-          <w:rFonts w:asciiTheme="minorHAnsi" w:eastAsia="Calibri" w:hAnsiTheme="minorHAnsi" w:cstheme="minorHAnsi"/>
-          <w:bCs/>
-          <w:sz w:val="24"/>
-          <w:szCs w:val="24"/>
-        </w:rPr>
-        <w:t>prestação de serviços</w:t>
-      </w:r>
-      <w:r>
-        <w:rPr>
-          <w:rFonts w:asciiTheme="minorHAnsi" w:eastAsia="Calibri" w:hAnsiTheme="minorHAnsi" w:cstheme="minorHAnsi"/>
-          <w:bCs/>
-          <w:sz w:val="24"/>
-          <w:szCs w:val="24"/>
-        </w:rPr>
-        <w:t xml:space="preserve">, emissão da Nota Fiscal e aceite pelo setor Contábil. </w:t>
+        <w:t>{{PAGAMENTO}}</w:t>
       </w:r>
     </w:p>
     <w:p>
@@ -2697,7 +2679,29 @@
           <w:szCs w:val="24"/>
           <w:lang w:val="pt-PT"/>
         </w:rPr>
-        <w:t xml:space="preserve"> seja rejeitado por não atenderem às especificações previstas no Termo de Referência e no contrato, a CONTRATADA será notificada por telefone e/ou e-mail, devendo corrigir as irregularidades no prazo máximo e improrrogável de 24 (vinte e quatro) horas, ficando todas as despesas decorrentes dessa correção sob sua exclusiva responsabilidade. </w:t>
+        <w:t xml:space="preserve"> seja rejeitado por não atenderem às especificações previstas no Termo de Referência e no contrato, a CONTRATADA será notificada por telefone e/ou e-mail, devendo corrigir as irregularidades no prazo máximo e improrrogável de </w:t>
+      </w:r>
+      <w:r>
+        <w:rPr>
+          <w:rFonts w:eastAsia="Calibri" w:cstheme="minorHAnsi"/>
+          <w:bCs/>
+          <w:kern w:val="0"/>
+          <w:sz w:val="24"/>
+          <w:szCs w:val="24"/>
+          <w:lang w:val="pt-PT"/>
+        </w:rPr>
+        <w:t>{{PRAZO REFAZIMENTO}}</w:t>
+      </w:r>
+      <w:r>
+        <w:rPr>
+          <w:rFonts w:eastAsia="Calibri" w:cstheme="minorHAnsi"/>
+          <w:bCs/>
+          <w:kern w:val="0"/>
+          <w:sz w:val="24"/>
+          <w:szCs w:val="24"/>
+          <w:lang w:val="pt-PT"/>
+        </w:rPr>
+        <w:t xml:space="preserve">, ficando todas as despesas decorrentes dessa correção sob sua exclusiva responsabilidade. </w:t>
       </w:r>
     </w:p>
     <w:p>
@@ -5319,27 +5323,7 @@
         <w:kern w:val="0"/>
         <w:sz w:val="16"/>
       </w:rPr>
-      <w:t>FONE: (17) 3693-1101/ 3693-</w:t>
-    </w:r>
-    <w:proofErr w:type="gramStart"/>
-    <w:r>
-      <w:rPr>
-        <w:rFonts w:ascii="Calibri" w:eastAsia="Calibri" w:hAnsi="Calibri" w:cs="Times New Roman"/>
-        <w:b/>
-        <w:kern w:val="0"/>
-        <w:sz w:val="16"/>
-      </w:rPr>
-      <w:t>1118  e-mail</w:t>
-    </w:r>
-    <w:proofErr w:type="gramEnd"/>
-    <w:r>
-      <w:rPr>
-        <w:rFonts w:ascii="Calibri" w:eastAsia="Calibri" w:hAnsi="Calibri" w:cs="Times New Roman"/>
-        <w:b/>
-        <w:kern w:val="0"/>
-        <w:sz w:val="16"/>
-      </w:rPr>
-      <w:t xml:space="preserve">: </w:t>
+      <w:t xml:space="preserve">FONE: (17) 3693-1101/ 3693-1118  e-mail: </w:t>
     </w:r>
     <w:r>
       <w:rPr>
